--- a/Project_Initialization/Documents/Charter Document/Charter_Document_GroupG_EcosystemApp.docx
+++ b/Project_Initialization/Documents/Charter Document/Charter_Document_GroupG_EcosystemApp.docx
@@ -31,8 +31,8 @@
         <w:tblLook w:val="01E0" w:firstRow="1" w:lastRow="1" w:firstColumn="1" w:lastColumn="1" w:noHBand="0" w:noVBand="0"/>
       </w:tblPr>
       <w:tblGrid>
-        <w:gridCol w:w="2446"/>
-        <w:gridCol w:w="7230"/>
+        <w:gridCol w:w="1854"/>
+        <w:gridCol w:w="7822"/>
       </w:tblGrid>
       <w:tr>
         <w:trPr>
@@ -95,7 +95,7 @@
         </w:trPr>
         <w:tc>
           <w:tcPr>
-            <w:tcW w:w="2446" w:type="dxa"/>
+            <w:tcW w:w="1854" w:type="dxa"/>
             <w:tcBorders>
               <w:right w:val="nil"/>
             </w:tcBorders>
@@ -146,7 +146,7 @@
         </w:tc>
         <w:tc>
           <w:tcPr>
-            <w:tcW w:w="7230" w:type="dxa"/>
+            <w:tcW w:w="7822" w:type="dxa"/>
             <w:tcBorders>
               <w:left w:val="nil"/>
             </w:tcBorders>
@@ -215,7 +215,7 @@
         </w:trPr>
         <w:tc>
           <w:tcPr>
-            <w:tcW w:w="2446" w:type="dxa"/>
+            <w:tcW w:w="1854" w:type="dxa"/>
             <w:tcBorders>
               <w:right w:val="nil"/>
             </w:tcBorders>
@@ -266,7 +266,7 @@
         </w:tc>
         <w:tc>
           <w:tcPr>
-            <w:tcW w:w="7230" w:type="dxa"/>
+            <w:tcW w:w="7822" w:type="dxa"/>
             <w:tcBorders>
               <w:left w:val="nil"/>
             </w:tcBorders>
@@ -304,11 +304,11 @@
       </w:tr>
       <w:tr>
         <w:trPr>
-          <w:trHeight w:val="2982"/>
+          <w:trHeight w:val="3541"/>
         </w:trPr>
         <w:tc>
           <w:tcPr>
-            <w:tcW w:w="2446" w:type="dxa"/>
+            <w:tcW w:w="1854" w:type="dxa"/>
             <w:tcBorders>
               <w:right w:val="nil"/>
             </w:tcBorders>
@@ -349,7 +349,7 @@
         </w:tc>
         <w:tc>
           <w:tcPr>
-            <w:tcW w:w="7230" w:type="dxa"/>
+            <w:tcW w:w="7822" w:type="dxa"/>
             <w:tcBorders>
               <w:left w:val="nil"/>
             </w:tcBorders>
@@ -360,6 +360,66 @@
               <w:tabs>
                 <w:tab w:val="left" w:pos="828"/>
               </w:tabs>
+              <w:ind w:left="460" w:right="185" w:firstLine="0"/>
+              <w:rPr>
+                <w:rFonts w:ascii="Times New Roman" w:hAnsi="Times New Roman" w:cs="Times New Roman"/>
+                <w:sz w:val="24"/>
+                <w:szCs w:val="24"/>
+              </w:rPr>
+            </w:pPr>
+            <w:r>
+              <w:rPr>
+                <w:rFonts w:ascii="Times New Roman" w:hAnsi="Times New Roman" w:cs="Times New Roman"/>
+                <w:sz w:val="24"/>
+                <w:szCs w:val="24"/>
+              </w:rPr>
+              <w:t xml:space="preserve">The purpose of this project is to educate children in Grades 2–3 (approximately ages 7–8) about Saskatchewan freshwater ecosystems through an interactive, browser-based learning experience. </w:t>
+            </w:r>
+          </w:p>
+          <w:p>
+            <w:pPr>
+              <w:pStyle w:val="TableParagraph"/>
+              <w:tabs>
+                <w:tab w:val="left" w:pos="828"/>
+              </w:tabs>
+              <w:ind w:left="460" w:right="185" w:firstLine="0"/>
+              <w:rPr>
+                <w:rFonts w:ascii="Times New Roman" w:hAnsi="Times New Roman" w:cs="Times New Roman"/>
+                <w:sz w:val="24"/>
+                <w:szCs w:val="24"/>
+              </w:rPr>
+            </w:pPr>
+            <w:r>
+              <w:rPr>
+                <w:rFonts w:ascii="Times New Roman" w:hAnsi="Times New Roman" w:cs="Times New Roman"/>
+                <w:sz w:val="24"/>
+                <w:szCs w:val="24"/>
+              </w:rPr>
+              <w:t xml:space="preserve">The application introduces freshwater animals commonly found in Saskatchewan, explains basic conservation concepts, and demonstrates how human actions can both negatively and positively impact these ecosystems. The system uses a timed, hint-based discovery game, a visual sticker-book collection system, and </w:t>
+            </w:r>
+            <w:r>
+              <w:rPr>
+                <w:rFonts w:ascii="Times New Roman" w:hAnsi="Times New Roman" w:cs="Times New Roman"/>
+                <w:sz w:val="24"/>
+                <w:szCs w:val="24"/>
+              </w:rPr>
+              <w:t>support</w:t>
+            </w:r>
+            <w:r>
+              <w:rPr>
+                <w:rFonts w:ascii="Times New Roman" w:hAnsi="Times New Roman" w:cs="Times New Roman"/>
+                <w:sz w:val="24"/>
+                <w:szCs w:val="24"/>
+              </w:rPr>
+              <w:t xml:space="preserve"> educational videos to encourage engagement and reinforce learning.</w:t>
+            </w:r>
+          </w:p>
+          <w:p>
+            <w:pPr>
+              <w:pStyle w:val="TableParagraph"/>
+              <w:tabs>
+                <w:tab w:val="left" w:pos="828"/>
+              </w:tabs>
               <w:ind w:left="0" w:right="185" w:firstLine="0"/>
               <w:rPr>
                 <w:rFonts w:ascii="Times New Roman" w:hAnsi="Times New Roman" w:cs="Times New Roman"/>
@@ -373,7 +433,49 @@
                 <w:sz w:val="24"/>
                 <w:szCs w:val="24"/>
               </w:rPr>
-              <w:t>The purpose of this project is to educate children in Grades 2–3 (approximately ages 7–8) about freshwater ecosystems. The application introduces freshwater animals commonly found in Saskatchewan or similar North American freshwater environments, explains basic conservation concepts, and demonstrates how human actions can both negatively and positively impact these ecosystems. The project encourages young learners to understand practical ways they can help keep freshwater environments healthy and livable for the animals that depend on them.</w:t>
+              <w:t xml:space="preserve">        </w:t>
+            </w:r>
+            <w:r>
+              <w:rPr>
+                <w:rFonts w:ascii="Times New Roman" w:hAnsi="Times New Roman" w:cs="Times New Roman"/>
+                <w:sz w:val="24"/>
+                <w:szCs w:val="24"/>
+              </w:rPr>
+              <w:t xml:space="preserve">The project aims to help young learners understand practical ways they </w:t>
+            </w:r>
+            <w:r>
+              <w:rPr>
+                <w:rFonts w:ascii="Times New Roman" w:hAnsi="Times New Roman" w:cs="Times New Roman"/>
+                <w:sz w:val="24"/>
+                <w:szCs w:val="24"/>
+              </w:rPr>
+              <w:t xml:space="preserve">              </w:t>
+            </w:r>
+            <w:r>
+              <w:rPr>
+                <w:rFonts w:ascii="Times New Roman" w:hAnsi="Times New Roman" w:cs="Times New Roman"/>
+                <w:sz w:val="24"/>
+                <w:szCs w:val="24"/>
+              </w:rPr>
+              <w:t xml:space="preserve">can help keep freshwater environments healthy while making the learning process enjoyable, interactive, and </w:t>
+            </w:r>
+            <w:proofErr w:type="gramStart"/>
+            <w:r>
+              <w:rPr>
+                <w:rFonts w:ascii="Times New Roman" w:hAnsi="Times New Roman" w:cs="Times New Roman"/>
+                <w:sz w:val="24"/>
+                <w:szCs w:val="24"/>
+              </w:rPr>
+              <w:t>age-appropriate</w:t>
+            </w:r>
+            <w:proofErr w:type="gramEnd"/>
+            <w:r>
+              <w:rPr>
+                <w:rFonts w:ascii="Times New Roman" w:hAnsi="Times New Roman" w:cs="Times New Roman"/>
+                <w:sz w:val="24"/>
+                <w:szCs w:val="24"/>
+              </w:rPr>
+              <w:t>.</w:t>
             </w:r>
           </w:p>
         </w:tc>
@@ -384,7 +486,7 @@
         </w:trPr>
         <w:tc>
           <w:tcPr>
-            <w:tcW w:w="2446" w:type="dxa"/>
+            <w:tcW w:w="1854" w:type="dxa"/>
             <w:tcBorders>
               <w:right w:val="nil"/>
             </w:tcBorders>
@@ -425,7 +527,7 @@
         </w:tc>
         <w:tc>
           <w:tcPr>
-            <w:tcW w:w="7230" w:type="dxa"/>
+            <w:tcW w:w="7822" w:type="dxa"/>
             <w:tcBorders>
               <w:left w:val="nil"/>
             </w:tcBorders>
@@ -455,7 +557,7 @@
                 <w:szCs w:val="24"/>
                 <w:lang w:val="en-CA"/>
               </w:rPr>
-              <w:t>Design a single freshwater ecosystem to serve as the setting for the application</w:t>
+              <w:t>Design a single Saskatchewan freshwater ecosystem as the interactive game environment</w:t>
             </w:r>
           </w:p>
           <w:p>
@@ -483,7 +585,7 @@
                 <w:szCs w:val="24"/>
                 <w:lang w:val="en-CA"/>
               </w:rPr>
-              <w:t>Create six to eight freshwater animal designs</w:t>
+              <w:t>Create six freshwater animal representations used in gameplay</w:t>
             </w:r>
           </w:p>
           <w:p>
@@ -511,7 +613,27 @@
                 <w:szCs w:val="24"/>
                 <w:lang w:val="en-CA"/>
               </w:rPr>
-              <w:t>Research and present basic information about each animal, including habitat, diet, and the impact of human activities</w:t>
+              <w:t xml:space="preserve"> Store animal and hint data dynamically using a backend database (</w:t>
+            </w:r>
+            <w:proofErr w:type="spellStart"/>
+            <w:r>
+              <w:rPr>
+                <w:rFonts w:ascii="Times New Roman" w:hAnsi="Times New Roman" w:cs="Times New Roman"/>
+                <w:sz w:val="24"/>
+                <w:szCs w:val="24"/>
+                <w:lang w:val="en-CA"/>
+              </w:rPr>
+              <w:t>Supabase</w:t>
+            </w:r>
+            <w:proofErr w:type="spellEnd"/>
+            <w:r>
+              <w:rPr>
+                <w:rFonts w:ascii="Times New Roman" w:hAnsi="Times New Roman" w:cs="Times New Roman"/>
+                <w:sz w:val="24"/>
+                <w:szCs w:val="24"/>
+                <w:lang w:val="en-CA"/>
+              </w:rPr>
+              <w:t>)</w:t>
             </w:r>
           </w:p>
           <w:p>
@@ -537,8 +659,9 @@
                 <w:rFonts w:ascii="Times New Roman" w:hAnsi="Times New Roman" w:cs="Times New Roman"/>
                 <w:sz w:val="24"/>
                 <w:szCs w:val="24"/>
-              </w:rPr>
-              <w:t>Allow users to discover animals through simple interactive exploration and click-based discovery</w:t>
+                <w:lang w:val="en-CA"/>
+              </w:rPr>
+              <w:t xml:space="preserve"> Implement a timed, hint-based discovery game where users match animals using clues</w:t>
             </w:r>
           </w:p>
           <w:p>
@@ -566,7 +689,7 @@
                 <w:szCs w:val="24"/>
                 <w:lang w:val="en-CA"/>
               </w:rPr>
-              <w:t>Display collected animals in a visual “sticker book”</w:t>
+              <w:t>Display collected animals in a visual “sticker book” interface</w:t>
             </w:r>
           </w:p>
           <w:p>
@@ -592,8 +715,9 @@
                 <w:rFonts w:ascii="Times New Roman" w:hAnsi="Times New Roman" w:cs="Times New Roman"/>
                 <w:sz w:val="24"/>
                 <w:szCs w:val="24"/>
-              </w:rPr>
-              <w:t>Present age-appropriate educational facts written at an approximate Grade 2–3 reading level</w:t>
+                <w:lang w:val="en-CA"/>
+              </w:rPr>
+              <w:t>Provide age-appropriate educational hints and facts written at a Grade 2–3 reading level</w:t>
             </w:r>
           </w:p>
           <w:p>
@@ -621,7 +745,7 @@
                 <w:szCs w:val="24"/>
                 <w:lang w:val="en-CA"/>
               </w:rPr>
-              <w:t>Include one event that demonstrates a negative impact on animal populations</w:t>
+              <w:t xml:space="preserve"> Include animated interactions (fish movement, card animations, and visual feedback)</w:t>
             </w:r>
           </w:p>
           <w:p>
@@ -649,23 +773,63 @@
                 <w:szCs w:val="24"/>
                 <w:lang w:val="en-CA"/>
               </w:rPr>
-              <w:t>Include one simple interaction that illustrates how positive human actions can help restore ecosystem health</w:t>
-            </w:r>
-          </w:p>
-          <w:p>
-            <w:pPr>
-              <w:pStyle w:val="TableParagraph"/>
+              <w:t>Implement a timer system with bonus interactions (e.g., trash collection for extra time)</w:t>
+            </w:r>
+          </w:p>
+          <w:p>
+            <w:pPr>
+              <w:pStyle w:val="TableParagraph"/>
+              <w:numPr>
+                <w:ilvl w:val="0"/>
+                <w:numId w:val="9"/>
+              </w:numPr>
               <w:tabs>
                 <w:tab w:val="left" w:pos="828"/>
               </w:tabs>
               <w:spacing w:before="1"/>
-              <w:ind w:left="0" w:firstLine="0"/>
-              <w:rPr>
-                <w:rFonts w:ascii="Times New Roman" w:hAnsi="Times New Roman" w:cs="Times New Roman"/>
-                <w:sz w:val="24"/>
-                <w:szCs w:val="24"/>
-              </w:rPr>
-            </w:pPr>
+              <w:rPr>
+                <w:rFonts w:ascii="Times New Roman" w:hAnsi="Times New Roman" w:cs="Times New Roman"/>
+                <w:sz w:val="24"/>
+                <w:szCs w:val="24"/>
+                <w:lang w:val="en-CA"/>
+              </w:rPr>
+            </w:pPr>
+            <w:r>
+              <w:rPr>
+                <w:rFonts w:ascii="Times New Roman" w:hAnsi="Times New Roman" w:cs="Times New Roman"/>
+                <w:sz w:val="24"/>
+                <w:szCs w:val="24"/>
+                <w:lang w:val="en-CA"/>
+              </w:rPr>
+              <w:t>Provide additional learning through an educational videos page</w:t>
+            </w:r>
+          </w:p>
+          <w:p>
+            <w:pPr>
+              <w:pStyle w:val="TableParagraph"/>
+              <w:numPr>
+                <w:ilvl w:val="0"/>
+                <w:numId w:val="9"/>
+              </w:numPr>
+              <w:tabs>
+                <w:tab w:val="left" w:pos="828"/>
+              </w:tabs>
+              <w:spacing w:before="1"/>
+              <w:rPr>
+                <w:rFonts w:ascii="Times New Roman" w:hAnsi="Times New Roman" w:cs="Times New Roman"/>
+                <w:sz w:val="24"/>
+                <w:szCs w:val="24"/>
+              </w:rPr>
+            </w:pPr>
+            <w:r>
+              <w:rPr>
+                <w:rFonts w:ascii="Times New Roman" w:hAnsi="Times New Roman" w:cs="Times New Roman"/>
+                <w:sz w:val="24"/>
+                <w:szCs w:val="24"/>
+                <w:lang w:val="en-CA"/>
+              </w:rPr>
+              <w:t>Ensure a simple, intuitive, and child-friendly user interface using a 2D visual design</w:t>
+            </w:r>
           </w:p>
         </w:tc>
       </w:tr>
@@ -675,7 +839,7 @@
         </w:trPr>
         <w:tc>
           <w:tcPr>
-            <w:tcW w:w="2446" w:type="dxa"/>
+            <w:tcW w:w="1854" w:type="dxa"/>
             <w:tcBorders>
               <w:right w:val="nil"/>
             </w:tcBorders>
@@ -716,7 +880,7 @@
         </w:tc>
         <w:tc>
           <w:tcPr>
-            <w:tcW w:w="7230" w:type="dxa"/>
+            <w:tcW w:w="7822" w:type="dxa"/>
             <w:tcBorders>
               <w:left w:val="nil"/>
             </w:tcBorders>
@@ -738,15 +902,43 @@
                 <w:sz w:val="24"/>
                 <w:szCs w:val="24"/>
               </w:rPr>
-              <w:t xml:space="preserve">The team does not intend to spend any money on the creation of this project. </w:t>
-            </w:r>
-            <w:r>
-              <w:rPr>
-                <w:rFonts w:ascii="Times New Roman" w:hAnsi="Times New Roman" w:cs="Times New Roman"/>
-                <w:sz w:val="24"/>
-                <w:szCs w:val="24"/>
-              </w:rPr>
-              <w:t>Therefore, the project will be completed without financial cost, using freely available tools and development resources.</w:t>
+              <w:t xml:space="preserve">The team does not intend to spend any money on the creation of this project. The application is developed using freely available tools and resources, including HTML, CSS, JavaScript, and </w:t>
+            </w:r>
+            <w:proofErr w:type="spellStart"/>
+            <w:r>
+              <w:rPr>
+                <w:rFonts w:ascii="Times New Roman" w:hAnsi="Times New Roman" w:cs="Times New Roman"/>
+                <w:sz w:val="24"/>
+                <w:szCs w:val="24"/>
+              </w:rPr>
+              <w:t>Supabase</w:t>
+            </w:r>
+            <w:proofErr w:type="spellEnd"/>
+            <w:r>
+              <w:rPr>
+                <w:rFonts w:ascii="Times New Roman" w:hAnsi="Times New Roman" w:cs="Times New Roman"/>
+                <w:sz w:val="24"/>
+                <w:szCs w:val="24"/>
+              </w:rPr>
+              <w:t xml:space="preserve"> for backend data storage. All assets and libraries used are free or </w:t>
+            </w:r>
+            <w:proofErr w:type="gramStart"/>
+            <w:r>
+              <w:rPr>
+                <w:rFonts w:ascii="Times New Roman" w:hAnsi="Times New Roman" w:cs="Times New Roman"/>
+                <w:sz w:val="24"/>
+                <w:szCs w:val="24"/>
+              </w:rPr>
+              <w:t>open-source</w:t>
+            </w:r>
+            <w:proofErr w:type="gramEnd"/>
+            <w:r>
+              <w:rPr>
+                <w:rFonts w:ascii="Times New Roman" w:hAnsi="Times New Roman" w:cs="Times New Roman"/>
+                <w:sz w:val="24"/>
+                <w:szCs w:val="24"/>
+              </w:rPr>
+              <w:t>.</w:t>
             </w:r>
           </w:p>
         </w:tc>
@@ -757,7 +949,7 @@
         </w:trPr>
         <w:tc>
           <w:tcPr>
-            <w:tcW w:w="2446" w:type="dxa"/>
+            <w:tcW w:w="1854" w:type="dxa"/>
             <w:tcBorders>
               <w:right w:val="nil"/>
             </w:tcBorders>
@@ -782,6 +974,7 @@
                 <w:sz w:val="24"/>
                 <w:szCs w:val="24"/>
               </w:rPr>
+              <w:lastRenderedPageBreak/>
               <w:t>Project</w:t>
             </w:r>
             <w:r>
@@ -798,7 +991,7 @@
         </w:tc>
         <w:tc>
           <w:tcPr>
-            <w:tcW w:w="7230" w:type="dxa"/>
+            <w:tcW w:w="7822" w:type="dxa"/>
             <w:tcBorders>
               <w:left w:val="nil"/>
             </w:tcBorders>
@@ -917,7 +1110,7 @@
         </w:trPr>
         <w:tc>
           <w:tcPr>
-            <w:tcW w:w="2446" w:type="dxa"/>
+            <w:tcW w:w="1854" w:type="dxa"/>
             <w:tcBorders>
               <w:right w:val="nil"/>
             </w:tcBorders>
@@ -958,7 +1151,7 @@
         </w:tc>
         <w:tc>
           <w:tcPr>
-            <w:tcW w:w="7230" w:type="dxa"/>
+            <w:tcW w:w="7822" w:type="dxa"/>
             <w:tcBorders>
               <w:left w:val="nil"/>
             </w:tcBorders>
@@ -1032,7 +1225,6 @@
                 <w:sz w:val="24"/>
                 <w:szCs w:val="24"/>
               </w:rPr>
-              <w:lastRenderedPageBreak/>
               <w:t>Additional</w:t>
             </w:r>
             <w:r>
@@ -1613,8 +1805,18 @@
                 <w:sz w:val="24"/>
                 <w:szCs w:val="24"/>
               </w:rPr>
-              <w:t>Aubin Chriss Izere</w:t>
-            </w:r>
+              <w:t xml:space="preserve">Aubin Chriss </w:t>
+            </w:r>
+            <w:proofErr w:type="spellStart"/>
+            <w:r>
+              <w:rPr>
+                <w:rFonts w:ascii="Times New Roman" w:hAnsi="Times New Roman" w:cs="Times New Roman"/>
+                <w:sz w:val="24"/>
+                <w:szCs w:val="24"/>
+              </w:rPr>
+              <w:t>Izere</w:t>
+            </w:r>
+            <w:proofErr w:type="spellEnd"/>
           </w:p>
           <w:p>
             <w:pPr>
@@ -6247,6 +6449,7 @@
   <w:style w:type="character" w:default="1" w:styleId="DefaultParagraphFont">
     <w:name w:val="Default Paragraph Font"/>
     <w:uiPriority w:val="1"/>
+    <w:semiHidden/>
     <w:unhideWhenUsed/>
   </w:style>
   <w:style w:type="table" w:default="1" w:styleId="TableNormal">
